--- a/report_template/template_main/HRDComplete_CustomEdition_HXXM_v1.0.0.docx
+++ b/report_template/template_main/HRDComplete_CustomEdition_HXXM_v1.0.0.docx
@@ -18342,7 +18342,7 @@
           <w:p>
             <w:pPr>
               <w:pStyle w:val="1f0"/>
-              <w:ind w:firstLine="340"/>
+              <w:ind w:firstLineChars="0" w:firstLine="0"/>
               <w:jc w:val="center"/>
               <w:rPr>
                 <w:rFonts w:ascii="Times New Roman" w:eastAsia="微软雅黑" w:hAnsi="Times New Roman" w:cs="Times New Roman"/>
@@ -18418,7 +18418,7 @@
           <w:p>
             <w:pPr>
               <w:pStyle w:val="1f0"/>
-              <w:ind w:firstLine="340"/>
+              <w:ind w:firstLineChars="0" w:firstLine="0"/>
               <w:jc w:val="center"/>
               <w:rPr>
                 <w:rFonts w:ascii="Times New Roman" w:eastAsia="微软雅黑" w:hAnsi="Times New Roman" w:cs="Times New Roman"/>
@@ -18428,7 +18428,7 @@
             </w:pPr>
             <w:r>
               <w:rPr>
-                <w:rFonts w:ascii="Times New Roman" w:eastAsia="微软雅黑" w:hAnsi="Times New Roman" w:cs="Times New Roman" w:hint="eastAsia"/>
+                <w:rFonts w:ascii="Times New Roman" w:eastAsia="微软雅黑" w:hAnsi="Times New Roman" w:cs="Times New Roman"/>
                 <w:sz w:val="17"/>
                 <w:szCs w:val="17"/>
               </w:rPr>
@@ -18437,7 +18437,7 @@
             <w:proofErr w:type="spellStart"/>
             <w:r>
               <w:rPr>
-                <w:rFonts w:ascii="Times New Roman" w:eastAsia="微软雅黑" w:hAnsi="Times New Roman" w:cs="Times New Roman" w:hint="eastAsia"/>
+                <w:rFonts w:ascii="Times New Roman" w:eastAsia="微软雅黑" w:hAnsi="Times New Roman" w:cs="Times New Roman"/>
                 <w:sz w:val="17"/>
                 <w:szCs w:val="17"/>
               </w:rPr>
@@ -18446,24 +18446,16 @@
             <w:proofErr w:type="spellEnd"/>
             <w:r>
               <w:rPr>
-                <w:rFonts w:ascii="Times New Roman" w:eastAsia="微软雅黑" w:hAnsi="Times New Roman" w:cs="Times New Roman" w:hint="eastAsia"/>
-                <w:sz w:val="17"/>
-                <w:szCs w:val="17"/>
-              </w:rPr>
-              <w:t xml:space="preserve">, </w:t>
-            </w:r>
-            <w:r>
-              <w:rPr>
-                <w:rFonts w:ascii="Times New Roman" w:eastAsia="微软雅黑" w:hAnsi="Times New Roman" w:cs="Times New Roman" w:hint="eastAsia"/>
-                <w:sz w:val="17"/>
-                <w:szCs w:val="17"/>
-              </w:rPr>
-              <w:t>“</w:t>
+                <w:rFonts w:ascii="Times New Roman" w:eastAsia="微软雅黑" w:hAnsi="Times New Roman" w:cs="Times New Roman"/>
+                <w:sz w:val="17"/>
+                <w:szCs w:val="17"/>
+              </w:rPr>
+              <w:t>, “</w:t>
             </w:r>
             <w:proofErr w:type="spellStart"/>
             <w:r>
               <w:rPr>
-                <w:rFonts w:ascii="Times New Roman" w:eastAsia="微软雅黑" w:hAnsi="Times New Roman" w:cs="Times New Roman" w:hint="eastAsia"/>
+                <w:rFonts w:ascii="Times New Roman" w:eastAsia="微软雅黑" w:hAnsi="Times New Roman" w:cs="Times New Roman"/>
                 <w:sz w:val="17"/>
                 <w:szCs w:val="17"/>
               </w:rPr>
@@ -18473,108 +18465,36 @@
             <w:proofErr w:type="gramStart"/>
             <w:r>
               <w:rPr>
-                <w:rFonts w:ascii="Times New Roman" w:eastAsia="微软雅黑" w:hAnsi="Times New Roman" w:cs="Times New Roman" w:hint="eastAsia"/>
-                <w:sz w:val="17"/>
-                <w:szCs w:val="17"/>
-              </w:rPr>
-              <w:t>”</w:t>
-            </w:r>
-            <w:r>
-              <w:rPr>
-                <w:rFonts w:ascii="Times New Roman" w:eastAsia="微软雅黑" w:hAnsi="Times New Roman" w:cs="Times New Roman" w:hint="eastAsia"/>
-                <w:sz w:val="17"/>
-                <w:szCs w:val="17"/>
-              </w:rPr>
-              <w:t>]|</w:t>
+                <w:rFonts w:ascii="Times New Roman" w:eastAsia="微软雅黑" w:hAnsi="Times New Roman" w:cs="Times New Roman"/>
+                <w:sz w:val="17"/>
+                <w:szCs w:val="17"/>
+              </w:rPr>
+              <w:t>”]|</w:t>
             </w:r>
             <w:proofErr w:type="spellStart"/>
             <w:proofErr w:type="gramEnd"/>
             <w:r>
               <w:rPr>
-                <w:rFonts w:ascii="Times New Roman" w:eastAsia="微软雅黑" w:hAnsi="Times New Roman" w:cs="Times New Roman" w:hint="eastAsia"/>
-                <w:sz w:val="17"/>
-                <w:szCs w:val="17"/>
-              </w:rPr>
-              <w:t>get_tumor_content|replace</w:t>
+                <w:rFonts w:ascii="Times New Roman" w:eastAsia="微软雅黑" w:hAnsi="Times New Roman" w:cs="Times New Roman"/>
+                <w:sz w:val="17"/>
+                <w:szCs w:val="17"/>
+              </w:rPr>
+              <w:t>get_tumor_content</w:t>
             </w:r>
             <w:proofErr w:type="spellEnd"/>
             <w:r>
               <w:rPr>
-                <w:rFonts w:ascii="Times New Roman" w:eastAsia="微软雅黑" w:hAnsi="Times New Roman" w:cs="Times New Roman" w:hint="eastAsia"/>
-                <w:sz w:val="17"/>
-                <w:szCs w:val="17"/>
-              </w:rPr>
-              <w:t>(</w:t>
-            </w:r>
-            <w:r>
-              <w:rPr>
-                <w:rFonts w:ascii="Times New Roman" w:eastAsia="微软雅黑" w:hAnsi="Times New Roman" w:cs="Times New Roman" w:hint="eastAsia"/>
-                <w:sz w:val="17"/>
-                <w:szCs w:val="17"/>
-              </w:rPr>
-              <w:t>“</w:t>
-            </w:r>
-            <w:r>
-              <w:rPr>
-                <w:rFonts w:ascii="Times New Roman" w:eastAsia="微软雅黑" w:hAnsi="Times New Roman" w:cs="Times New Roman" w:hint="eastAsia"/>
-                <w:sz w:val="17"/>
-                <w:szCs w:val="17"/>
-              </w:rPr>
-              <w:t>%</w:t>
-            </w:r>
-            <w:r>
-              <w:rPr>
-                <w:rFonts w:ascii="Times New Roman" w:eastAsia="微软雅黑" w:hAnsi="Times New Roman" w:cs="Times New Roman" w:hint="eastAsia"/>
-                <w:sz w:val="17"/>
-                <w:szCs w:val="17"/>
-              </w:rPr>
-              <w:t>”</w:t>
-            </w:r>
-            <w:r>
-              <w:rPr>
-                <w:rFonts w:ascii="Times New Roman" w:eastAsia="微软雅黑" w:hAnsi="Times New Roman" w:cs="Times New Roman" w:hint="eastAsia"/>
-                <w:sz w:val="17"/>
-                <w:szCs w:val="17"/>
-              </w:rPr>
-              <w:t xml:space="preserve">, </w:t>
-            </w:r>
-            <w:r>
-              <w:rPr>
-                <w:rFonts w:ascii="Times New Roman" w:eastAsia="微软雅黑" w:hAnsi="Times New Roman" w:cs="Times New Roman" w:hint="eastAsia"/>
-                <w:sz w:val="17"/>
-                <w:szCs w:val="17"/>
-              </w:rPr>
-              <w:t>“”</w:t>
-            </w:r>
-            <w:r>
-              <w:rPr>
-                <w:rFonts w:ascii="Times New Roman" w:eastAsia="微软雅黑" w:hAnsi="Times New Roman" w:cs="Times New Roman" w:hint="eastAsia"/>
-                <w:sz w:val="17"/>
-                <w:szCs w:val="17"/>
-              </w:rPr>
-              <w:t>)}}(</w:t>
-            </w:r>
-            <w:r>
-              <w:rPr>
-                <w:rFonts w:ascii="Times New Roman" w:eastAsia="微软雅黑" w:hAnsi="Times New Roman" w:cs="Times New Roman" w:hint="eastAsia"/>
-                <w:sz w:val="17"/>
-                <w:szCs w:val="17"/>
-              </w:rPr>
-              <w:t>≥</w:t>
-            </w:r>
-            <w:r>
-              <w:rPr>
-                <w:rFonts w:ascii="Times New Roman" w:eastAsia="微软雅黑" w:hAnsi="Times New Roman" w:cs="Times New Roman" w:hint="eastAsia"/>
-                <w:sz w:val="17"/>
-                <w:szCs w:val="17"/>
-              </w:rPr>
-              <w:t>30)</w:t>
+                <w:rFonts w:ascii="Times New Roman" w:eastAsia="微软雅黑" w:hAnsi="Times New Roman" w:cs="Times New Roman"/>
+                <w:sz w:val="17"/>
+                <w:szCs w:val="17"/>
+              </w:rPr>
+              <w:t>}}</w:t>
             </w:r>
           </w:p>
           <w:p>
             <w:pPr>
               <w:pStyle w:val="1f0"/>
-              <w:ind w:firstLine="340"/>
+              <w:ind w:firstLineChars="0" w:firstLine="0"/>
               <w:jc w:val="center"/>
               <w:rPr>
                 <w:rFonts w:ascii="Times New Roman" w:eastAsia="微软雅黑" w:hAnsi="Times New Roman" w:cs="Times New Roman"/>
@@ -18594,7 +18514,7 @@
           <w:p>
             <w:pPr>
               <w:pStyle w:val="1f0"/>
-              <w:ind w:firstLine="340"/>
+              <w:ind w:firstLineChars="0" w:firstLine="0"/>
               <w:jc w:val="center"/>
               <w:rPr>
                 <w:rFonts w:ascii="Times New Roman" w:eastAsia="微软雅黑" w:hAnsi="Times New Roman" w:cs="Times New Roman"/>
@@ -18626,18 +18546,8 @@
                 <w:sz w:val="17"/>
                 <w:szCs w:val="17"/>
               </w:rPr>
-              <w:t>, “</w:t>
-            </w:r>
-            <w:proofErr w:type="spellStart"/>
-            <w:r>
-              <w:rPr>
-                <w:rFonts w:ascii="Times New Roman" w:eastAsia="微软雅黑" w:hAnsi="Times New Roman" w:cs="Times New Roman"/>
-                <w:sz w:val="17"/>
-                <w:szCs w:val="17"/>
-              </w:rPr>
-              <w:t>tumor_content_macrodissection_performed</w:t>
-            </w:r>
-            <w:proofErr w:type="spellEnd"/>
+              <w:t>, “tumor_content_macrodissection_performed</w:t>
+            </w:r>
             <w:proofErr w:type="gramStart"/>
             <w:r>
               <w:rPr>
@@ -18647,7 +18557,6 @@
               </w:rPr>
               <w:t>”]|</w:t>
             </w:r>
-            <w:proofErr w:type="spellStart"/>
             <w:proofErr w:type="gramEnd"/>
             <w:r>
               <w:rPr>
@@ -18655,22 +18564,13 @@
                 <w:sz w:val="17"/>
                 <w:szCs w:val="17"/>
               </w:rPr>
-              <w:t>get_tumor_content</w:t>
-            </w:r>
-            <w:proofErr w:type="spellEnd"/>
-            <w:r>
-              <w:rPr>
-                <w:rFonts w:ascii="Times New Roman" w:eastAsia="微软雅黑" w:hAnsi="Times New Roman" w:cs="Times New Roman"/>
-                <w:sz w:val="17"/>
-                <w:szCs w:val="17"/>
-              </w:rPr>
-              <w:t>%}</w:t>
+              <w:t>get_tumor_content%}</w:t>
             </w:r>
           </w:p>
           <w:p>
             <w:pPr>
               <w:pStyle w:val="1f0"/>
-              <w:ind w:firstLine="340"/>
+              <w:ind w:firstLineChars="0" w:firstLine="0"/>
               <w:jc w:val="center"/>
               <w:rPr>
                 <w:rFonts w:ascii="Times New Roman" w:eastAsia="微软雅黑" w:hAnsi="Times New Roman" w:cs="Times New Roman"/>
@@ -18762,77 +18662,13 @@
                 <w:sz w:val="17"/>
                 <w:szCs w:val="17"/>
               </w:rPr>
-              <w:t>]|get_tumor_content|replace(</w:t>
-            </w:r>
-            <w:r>
-              <w:rPr>
-                <w:rFonts w:ascii="Times New Roman" w:eastAsia="微软雅黑" w:hAnsi="Times New Roman" w:cs="Times New Roman" w:hint="eastAsia"/>
-                <w:sz w:val="17"/>
-                <w:szCs w:val="17"/>
-              </w:rPr>
-              <w:t>“</w:t>
-            </w:r>
-            <w:r>
-              <w:rPr>
-                <w:rFonts w:ascii="Times New Roman" w:eastAsia="微软雅黑" w:hAnsi="Times New Roman" w:cs="Times New Roman" w:hint="eastAsia"/>
-                <w:sz w:val="17"/>
-                <w:szCs w:val="17"/>
-              </w:rPr>
-              <w:t>%</w:t>
-            </w:r>
-            <w:r>
-              <w:rPr>
-                <w:rFonts w:ascii="Times New Roman" w:eastAsia="微软雅黑" w:hAnsi="Times New Roman" w:cs="Times New Roman" w:hint="eastAsia"/>
-                <w:sz w:val="17"/>
-                <w:szCs w:val="17"/>
-              </w:rPr>
-              <w:t>”</w:t>
-            </w:r>
-            <w:r>
-              <w:rPr>
-                <w:rFonts w:ascii="Times New Roman" w:eastAsia="微软雅黑" w:hAnsi="Times New Roman" w:cs="Times New Roman" w:hint="eastAsia"/>
-                <w:sz w:val="17"/>
-                <w:szCs w:val="17"/>
-              </w:rPr>
-              <w:t xml:space="preserve">, </w:t>
-            </w:r>
-            <w:r>
-              <w:rPr>
-                <w:rFonts w:ascii="Times New Roman" w:eastAsia="微软雅黑" w:hAnsi="Times New Roman" w:cs="Times New Roman" w:hint="eastAsia"/>
-                <w:sz w:val="17"/>
-                <w:szCs w:val="17"/>
-              </w:rPr>
-              <w:t>“”</w:t>
-            </w:r>
-            <w:r>
-              <w:rPr>
-                <w:rFonts w:ascii="Times New Roman" w:eastAsia="微软雅黑" w:hAnsi="Times New Roman" w:cs="Times New Roman" w:hint="eastAsia"/>
-                <w:sz w:val="17"/>
-                <w:szCs w:val="17"/>
-              </w:rPr>
-              <w:t>)}}(</w:t>
-            </w:r>
-            <w:r>
-              <w:rPr>
-                <w:rFonts w:ascii="Times New Roman" w:eastAsia="微软雅黑" w:hAnsi="Times New Roman" w:cs="Times New Roman" w:hint="eastAsia"/>
-                <w:sz w:val="17"/>
-                <w:szCs w:val="17"/>
-              </w:rPr>
-              <w:t>≥</w:t>
-            </w:r>
-            <w:r>
-              <w:rPr>
-                <w:rFonts w:ascii="Times New Roman" w:eastAsia="微软雅黑" w:hAnsi="Times New Roman" w:cs="Times New Roman" w:hint="eastAsia"/>
-                <w:sz w:val="17"/>
-                <w:szCs w:val="17"/>
-              </w:rPr>
-              <w:t>30)</w:t>
+              <w:t>]|get_tumor_content}}</w:t>
             </w:r>
           </w:p>
           <w:p>
             <w:pPr>
               <w:pStyle w:val="1f0"/>
-              <w:ind w:firstLine="340"/>
+              <w:ind w:firstLineChars="0" w:firstLine="0"/>
               <w:jc w:val="center"/>
               <w:rPr>
                 <w:rFonts w:ascii="Times New Roman" w:eastAsia="微软雅黑" w:hAnsi="Times New Roman" w:cs="Times New Roman"/>
@@ -18852,7 +18688,7 @@
           <w:p>
             <w:pPr>
               <w:pStyle w:val="1f0"/>
-              <w:ind w:firstLine="340"/>
+              <w:ind w:firstLineChars="0" w:firstLine="0"/>
               <w:jc w:val="center"/>
               <w:rPr>
                 <w:rFonts w:ascii="Times New Roman" w:eastAsia="微软雅黑" w:hAnsi="Times New Roman" w:cs="Times New Roman"/>
@@ -18982,7 +18818,7 @@
           <w:p>
             <w:pPr>
               <w:pStyle w:val="1f0"/>
-              <w:ind w:firstLine="340"/>
+              <w:ind w:firstLineChars="0" w:firstLine="0"/>
               <w:jc w:val="center"/>
               <w:rPr>
                 <w:rFonts w:ascii="Times New Roman" w:eastAsia="微软雅黑" w:hAnsi="Times New Roman" w:cs="Times New Roman"/>
@@ -18990,31 +18826,13 @@
                 <w:szCs w:val="17"/>
               </w:rPr>
             </w:pPr>
-            <w:proofErr w:type="gramStart"/>
-            <w:r>
-              <w:rPr>
-                <w:rFonts w:ascii="Times New Roman" w:eastAsia="微软雅黑" w:hAnsi="Times New Roman" w:cs="Times New Roman" w:hint="eastAsia"/>
-                <w:sz w:val="17"/>
-                <w:szCs w:val="17"/>
-              </w:rPr>
-              <w:t>/(</w:t>
-            </w:r>
-            <w:proofErr w:type="gramEnd"/>
-            <w:r>
-              <w:rPr>
-                <w:rFonts w:ascii="Times New Roman" w:eastAsia="微软雅黑" w:hAnsi="Times New Roman" w:cs="Times New Roman" w:hint="eastAsia"/>
-                <w:sz w:val="17"/>
-                <w:szCs w:val="17"/>
-              </w:rPr>
-              <w:t>≥</w:t>
-            </w:r>
-            <w:r>
-              <w:rPr>
-                <w:rFonts w:ascii="Times New Roman" w:eastAsia="微软雅黑" w:hAnsi="Times New Roman" w:cs="Times New Roman" w:hint="eastAsia"/>
-                <w:sz w:val="17"/>
-                <w:szCs w:val="17"/>
-              </w:rPr>
-              <w:t>30)</w:t>
+            <w:r>
+              <w:rPr>
+                <w:rFonts w:ascii="Times New Roman" w:eastAsia="微软雅黑" w:hAnsi="Times New Roman" w:cs="Times New Roman"/>
+                <w:sz w:val="17"/>
+                <w:szCs w:val="17"/>
+              </w:rPr>
+              <w:t>/</w:t>
             </w:r>
           </w:p>
           <w:p>
